--- a/rapports/2026-06-06/EQ21/EQ21_sup_v2/DR_052101000015/32-75-93-10.docx
+++ b/rapports/2026-06-06/EQ21/EQ21_sup_v2/DR_052101000015/32-75-93-10.docx
@@ -297,7 +297,7 @@
           <w:color w:val="1F6FEB"/>
           <w:sz w:val="22"/>
         </w:rPr>
-        <w:t>⚠ INCOHÉRENCES À CORRIGER (72)</w:t>
+        <w:t>⚠ INCOHÉRENCES À CORRIGER (69)</w:t>
       </w:r>
     </w:p>
     <w:tbl>
@@ -1295,7 +1295,7 @@
                 <w:i w:val="0"/>
                 <w:sz w:val="17"/>
               </w:rPr>
-              <w:t>Incohérence!!! seulement les écoles privées paient les frais de scolarité (y compris les frais d'inscription).</w:t>
+              <w:t>Incohérent!! Le niveau d'instruction déclaré par l'un des enfants (Secondaire 1er cycle) au niveau de la section 1 de ABDOU HADRI DIALLO diffère de celui donné par ABDOU HADRI DIALLO lui-même qui affirme ne pas avoir frequenté l'école formelle.</w:t>
             </w:r>
           </w:p>
         </w:tc>
@@ -1444,7 +1444,7 @@
                 <w:color w:val="16A34A"/>
                 <w:sz w:val="16"/>
               </w:rPr>
-              <w:t>—</w:t>
+              <w:t>s01q32, s01q36, s01q38, s04q37_modif, s02q33, s02q34, s01q00b</w:t>
             </w:r>
           </w:p>
         </w:tc>
@@ -1475,7 +1475,7 @@
                 <w:i w:val="0"/>
                 <w:sz w:val="17"/>
               </w:rPr>
-              <w:t>Incohérent!! Le niveau d'instruction déclaré par l'un des enfants (Secondaire 1er cycle) au niveau de la section 1 de ABDOU HADRI DIALLO diffère de celui donné par ABDOU HADRI DIALLO lui-même qui affirme ne pas avoir frequenté l'école formelle.</w:t>
+              <w:t>Peu probable!!! Vu l'âge (17 ans) de SALIOU DIAN DIALLO ou l'année à laquelle SALIOU DIAN DIALLO a fréquenté l'école pour la dernière fois (9999) le dernier diplome de SALIOU DIAN DIALLO ne peut être le Certificat d'études primaires (CEP), prière de corriger cette incohérence ou confirmer avec le QG.</w:t>
             </w:r>
           </w:p>
         </w:tc>
@@ -1534,7 +1534,7 @@
                 <w:color w:val="16A34A"/>
                 <w:sz w:val="16"/>
               </w:rPr>
-              <w:t>s01q32, s01q36, s01q38, s04q37_modif, s02q33, s02q34, s01q00b</w:t>
+              <w:t>s02q33, s01q00b</w:t>
             </w:r>
           </w:p>
         </w:tc>
@@ -1565,7 +1565,7 @@
                 <w:i w:val="0"/>
                 <w:sz w:val="17"/>
               </w:rPr>
-              <w:t>Peu probable!!! Vu l'âge (17 ans) de SALIOU DIAN DIALLO ou l'année à laquelle SALIOU DIAN DIALLO a fréquenté l'école pour la dernière fois (9999) le dernier diplome de SALIOU DIAN DIALLO ne peut être le Certificat d'études primaires (CEP), prière de corriger cette incohérence ou confirmer avec le QG.</w:t>
+              <w:t>Incoherent!!! La dernière fois que SALIOU DIAN DIALLO a  fréquenté l'école est 9999.</w:t>
             </w:r>
           </w:p>
         </w:tc>
@@ -1598,6 +1598,816 @@
                 <w:i w:val="0"/>
                 <w:sz w:val="16"/>
               </w:rPr>
+              <w:t>S10</w:t>
+              <w:br/>
+            </w:r>
+            <w:r>
+              <w:rPr>
+                <w:b w:val="0"/>
+                <w:i w:val="0"/>
+                <w:color w:val="64748B"/>
+                <w:sz w:val="14"/>
+              </w:rPr>
+              <w:t>Logement</w:t>
+            </w:r>
+          </w:p>
+        </w:tc>
+        <w:tc>
+          <w:tcPr>
+            <w:tcW w:type="dxa" w:w="1531"/>
+          </w:tcPr>
+          <w:p>
+            <w:r>
+              <w:rPr>
+                <w:b/>
+                <w:i w:val="0"/>
+                <w:color w:val="16A34A"/>
+                <w:sz w:val="16"/>
+              </w:rPr>
+              <w:t>S04q10, S04q14</w:t>
+            </w:r>
+          </w:p>
+        </w:tc>
+        <w:tc>
+          <w:tcPr>
+            <w:tcW w:type="dxa" w:w="1191"/>
+          </w:tcPr>
+          <w:p>
+            <w:r>
+              <w:rPr>
+                <w:b w:val="0"/>
+                <w:i w:val="0"/>
+                <w:color w:val="64748B"/>
+                <w:sz w:val="16"/>
+              </w:rPr>
+              <w:t>GT-CQ</w:t>
+            </w:r>
+          </w:p>
+        </w:tc>
+        <w:tc>
+          <w:tcPr>
+            <w:tcW w:type="dxa" w:w="4706"/>
+          </w:tcPr>
+          <w:p>
+            <w:r>
+              <w:rPr>
+                <w:b w:val="0"/>
+                <w:i w:val="0"/>
+                <w:sz w:val="17"/>
+              </w:rPr>
+              <w:t>Incoherence!! Au moins un membre du ménage a répondu oui à la question S04q10 ou S04q14, alors qu'aucune entreprise non agricole n'est déclarée pour le ménage.</w:t>
+            </w:r>
+          </w:p>
+        </w:tc>
+      </w:tr>
+      <w:tr>
+        <w:tc>
+          <w:tcPr>
+            <w:tcW w:type="dxa" w:w="964"/>
+          </w:tcPr>
+          <w:p>
+            <w:r>
+              <w:rPr>
+                <w:b/>
+                <w:i w:val="0"/>
+                <w:color w:val="DC2626"/>
+                <w:sz w:val="16"/>
+              </w:rPr>
+              <w:t>Haute</w:t>
+            </w:r>
+          </w:p>
+        </w:tc>
+        <w:tc>
+          <w:tcPr>
+            <w:tcW w:type="dxa" w:w="1247"/>
+          </w:tcPr>
+          <w:p>
+            <w:r>
+              <w:rPr>
+                <w:b/>
+                <w:i w:val="0"/>
+                <w:sz w:val="16"/>
+              </w:rPr>
+              <w:t>S11</w:t>
+              <w:br/>
+            </w:r>
+            <w:r>
+              <w:rPr>
+                <w:b w:val="0"/>
+                <w:i w:val="0"/>
+                <w:color w:val="64748B"/>
+                <w:sz w:val="14"/>
+              </w:rPr>
+              <w:t>Logement / cadre de vie</w:t>
+            </w:r>
+          </w:p>
+        </w:tc>
+        <w:tc>
+          <w:tcPr>
+            <w:tcW w:type="dxa" w:w="1531"/>
+          </w:tcPr>
+          <w:p>
+            <w:r>
+              <w:rPr>
+                <w:b/>
+                <w:i w:val="0"/>
+                <w:color w:val="16A34A"/>
+                <w:sz w:val="16"/>
+              </w:rPr>
+              <w:t>—</w:t>
+            </w:r>
+          </w:p>
+        </w:tc>
+        <w:tc>
+          <w:tcPr>
+            <w:tcW w:type="dxa" w:w="1191"/>
+          </w:tcPr>
+          <w:p>
+            <w:r>
+              <w:rPr>
+                <w:b w:val="0"/>
+                <w:i w:val="0"/>
+                <w:color w:val="64748B"/>
+                <w:sz w:val="16"/>
+              </w:rPr>
+              <w:t>GT-CQ</w:t>
+            </w:r>
+          </w:p>
+        </w:tc>
+        <w:tc>
+          <w:tcPr>
+            <w:tcW w:type="dxa" w:w="4706"/>
+          </w:tcPr>
+          <w:p>
+            <w:r>
+              <w:rPr>
+                <w:b w:val="0"/>
+                <w:i w:val="0"/>
+                <w:sz w:val="17"/>
+              </w:rPr>
+              <w:t>Incoherence!! Le ménage a depensé .</w:t>
+            </w:r>
+          </w:p>
+        </w:tc>
+      </w:tr>
+      <w:tr>
+        <w:tc>
+          <w:tcPr>
+            <w:tcW w:type="dxa" w:w="964"/>
+          </w:tcPr>
+          <w:p>
+            <w:r>
+              <w:rPr>
+                <w:b/>
+                <w:i w:val="0"/>
+                <w:color w:val="DC2626"/>
+                <w:sz w:val="16"/>
+              </w:rPr>
+              <w:t>Haute</w:t>
+            </w:r>
+          </w:p>
+        </w:tc>
+        <w:tc>
+          <w:tcPr>
+            <w:tcW w:type="dxa" w:w="1247"/>
+          </w:tcPr>
+          <w:p>
+            <w:r>
+              <w:rPr>
+                <w:b/>
+                <w:i w:val="0"/>
+                <w:sz w:val="16"/>
+              </w:rPr>
+              <w:t>S11</w:t>
+              <w:br/>
+            </w:r>
+            <w:r>
+              <w:rPr>
+                <w:b w:val="0"/>
+                <w:i w:val="0"/>
+                <w:color w:val="64748B"/>
+                <w:sz w:val="14"/>
+              </w:rPr>
+              <w:t>Logement / cadre de vie</w:t>
+            </w:r>
+          </w:p>
+        </w:tc>
+        <w:tc>
+          <w:tcPr>
+            <w:tcW w:type="dxa" w:w="1531"/>
+          </w:tcPr>
+          <w:p>
+            <w:r>
+              <w:rPr>
+                <w:b/>
+                <w:i w:val="0"/>
+                <w:color w:val="16A34A"/>
+                <w:sz w:val="16"/>
+              </w:rPr>
+              <w:t>s01q29, s01q31, s04q24, s00q04, s11q21, s09fq03, s09fq011</w:t>
+            </w:r>
+          </w:p>
+        </w:tc>
+        <w:tc>
+          <w:tcPr>
+            <w:tcW w:type="dxa" w:w="1191"/>
+          </w:tcPr>
+          <w:p>
+            <w:r>
+              <w:rPr>
+                <w:b w:val="0"/>
+                <w:i w:val="0"/>
+                <w:color w:val="64748B"/>
+                <w:sz w:val="16"/>
+              </w:rPr>
+              <w:t>GT-CQ</w:t>
+            </w:r>
+          </w:p>
+        </w:tc>
+        <w:tc>
+          <w:tcPr>
+            <w:tcW w:type="dxa" w:w="4706"/>
+          </w:tcPr>
+          <w:p>
+            <w:r>
+              <w:rPr>
+                <w:b w:val="0"/>
+                <w:i w:val="0"/>
+                <w:sz w:val="17"/>
+              </w:rPr>
+              <w:t>FCFA dans Frais de connexion au réseau de distribution d'eau mais dit ne pas être connecté à un réseau d'eau courante, prière de corriger cette incoherenceAttention!!! Les ménages vivants dans un(e) Maison Basse à TAMBACOUNDA Urbain ont généralement comme principal matériau de construction le/la Ciment/Béton/Pierres de taille, mais celui du ménage de ABDOUL HADRI DIALLO (Paille, Banco, motte de terre) diffère de celui-ci.</w:t>
+            </w:r>
+          </w:p>
+        </w:tc>
+      </w:tr>
+      <w:tr>
+        <w:tc>
+          <w:tcPr>
+            <w:tcW w:type="dxa" w:w="964"/>
+          </w:tcPr>
+          <w:p>
+            <w:r>
+              <w:rPr>
+                <w:b/>
+                <w:i w:val="0"/>
+                <w:color w:val="EA580C"/>
+                <w:sz w:val="16"/>
+              </w:rPr>
+              <w:t>Moyenne</w:t>
+            </w:r>
+          </w:p>
+        </w:tc>
+        <w:tc>
+          <w:tcPr>
+            <w:tcW w:type="dxa" w:w="1247"/>
+          </w:tcPr>
+          <w:p>
+            <w:r>
+              <w:rPr>
+                <w:b/>
+                <w:i w:val="0"/>
+                <w:sz w:val="16"/>
+              </w:rPr>
+              <w:t>S00</w:t>
+              <w:br/>
+            </w:r>
+            <w:r>
+              <w:rPr>
+                <w:b w:val="0"/>
+                <w:i w:val="0"/>
+                <w:color w:val="64748B"/>
+                <w:sz w:val="14"/>
+              </w:rPr>
+              <w:t>Identification</w:t>
+            </w:r>
+          </w:p>
+        </w:tc>
+        <w:tc>
+          <w:tcPr>
+            <w:tcW w:type="dxa" w:w="1531"/>
+          </w:tcPr>
+          <w:p>
+            <w:r>
+              <w:rPr>
+                <w:b/>
+                <w:i w:val="0"/>
+                <w:color w:val="16A34A"/>
+                <w:sz w:val="16"/>
+              </w:rPr>
+              <w:t>s00q27</w:t>
+            </w:r>
+          </w:p>
+        </w:tc>
+        <w:tc>
+          <w:tcPr>
+            <w:tcW w:type="dxa" w:w="1191"/>
+          </w:tcPr>
+          <w:p>
+            <w:r>
+              <w:rPr>
+                <w:b w:val="0"/>
+                <w:i w:val="0"/>
+                <w:color w:val="64748B"/>
+                <w:sz w:val="16"/>
+              </w:rPr>
+              <w:t>GT-CQ</w:t>
+            </w:r>
+          </w:p>
+        </w:tc>
+        <w:tc>
+          <w:tcPr>
+            <w:tcW w:type="dxa" w:w="4706"/>
+          </w:tcPr>
+          <w:p>
+            <w:r>
+              <w:rPr>
+                <w:b w:val="0"/>
+                <w:i w:val="0"/>
+                <w:sz w:val="17"/>
+              </w:rPr>
+              <w:t>Vous avez declaré que le questionnaire est complètement fini mais le questionnaire est en statut partiel, prière de mettre le questionnaire en statut complet s'il est fini.</w:t>
+            </w:r>
+          </w:p>
+        </w:tc>
+      </w:tr>
+      <w:tr>
+        <w:tc>
+          <w:tcPr>
+            <w:tcW w:type="dxa" w:w="964"/>
+          </w:tcPr>
+          <w:p>
+            <w:r>
+              <w:rPr>
+                <w:b/>
+                <w:i w:val="0"/>
+                <w:color w:val="EA580C"/>
+                <w:sz w:val="16"/>
+              </w:rPr>
+              <w:t>Moyenne</w:t>
+            </w:r>
+          </w:p>
+        </w:tc>
+        <w:tc>
+          <w:tcPr>
+            <w:tcW w:type="dxa" w:w="1247"/>
+          </w:tcPr>
+          <w:p>
+            <w:r>
+              <w:rPr>
+                <w:b/>
+                <w:i w:val="0"/>
+                <w:sz w:val="16"/>
+              </w:rPr>
+              <w:t>S00</w:t>
+              <w:br/>
+            </w:r>
+            <w:r>
+              <w:rPr>
+                <w:b w:val="0"/>
+                <w:i w:val="0"/>
+                <w:color w:val="64748B"/>
+                <w:sz w:val="14"/>
+              </w:rPr>
+              <w:t>Identification</w:t>
+            </w:r>
+          </w:p>
+        </w:tc>
+        <w:tc>
+          <w:tcPr>
+            <w:tcW w:type="dxa" w:w="1531"/>
+          </w:tcPr>
+          <w:p>
+            <w:r>
+              <w:rPr>
+                <w:b/>
+                <w:i w:val="0"/>
+                <w:color w:val="16A34A"/>
+                <w:sz w:val="16"/>
+              </w:rPr>
+              <w:t>—</w:t>
+            </w:r>
+          </w:p>
+        </w:tc>
+        <w:tc>
+          <w:tcPr>
+            <w:tcW w:type="dxa" w:w="1191"/>
+          </w:tcPr>
+          <w:p>
+            <w:r>
+              <w:rPr>
+                <w:b w:val="0"/>
+                <w:i w:val="0"/>
+                <w:color w:val="64748B"/>
+                <w:sz w:val="16"/>
+              </w:rPr>
+              <w:t>GT-CQ</w:t>
+            </w:r>
+          </w:p>
+        </w:tc>
+        <w:tc>
+          <w:tcPr>
+            <w:tcW w:type="dxa" w:w="4706"/>
+          </w:tcPr>
+          <w:p>
+            <w:r>
+              <w:rPr>
+                <w:b w:val="0"/>
+                <w:i w:val="0"/>
+                <w:sz w:val="17"/>
+              </w:rPr>
+              <w:t>L'adresse ou la localisation du ménage doit être bien renseignée, ne doit pas contenir des numéros de téléphone et elle semble courte pour être une adresse.</w:t>
+            </w:r>
+          </w:p>
+        </w:tc>
+      </w:tr>
+      <w:tr>
+        <w:tc>
+          <w:tcPr>
+            <w:tcW w:type="dxa" w:w="964"/>
+          </w:tcPr>
+          <w:p>
+            <w:r>
+              <w:rPr>
+                <w:b/>
+                <w:i w:val="0"/>
+                <w:color w:val="EA580C"/>
+                <w:sz w:val="16"/>
+              </w:rPr>
+              <w:t>Moyenne</w:t>
+            </w:r>
+          </w:p>
+        </w:tc>
+        <w:tc>
+          <w:tcPr>
+            <w:tcW w:type="dxa" w:w="1247"/>
+          </w:tcPr>
+          <w:p>
+            <w:r>
+              <w:rPr>
+                <w:b/>
+                <w:i w:val="0"/>
+                <w:sz w:val="16"/>
+              </w:rPr>
+              <w:t>S00</w:t>
+              <w:br/>
+            </w:r>
+            <w:r>
+              <w:rPr>
+                <w:b w:val="0"/>
+                <w:i w:val="0"/>
+                <w:color w:val="64748B"/>
+                <w:sz w:val="14"/>
+              </w:rPr>
+              <w:t>Identification</w:t>
+            </w:r>
+          </w:p>
+        </w:tc>
+        <w:tc>
+          <w:tcPr>
+            <w:tcW w:type="dxa" w:w="1531"/>
+          </w:tcPr>
+          <w:p>
+            <w:r>
+              <w:rPr>
+                <w:b/>
+                <w:i w:val="0"/>
+                <w:color w:val="16A34A"/>
+                <w:sz w:val="16"/>
+              </w:rPr>
+              <w:t>—</w:t>
+            </w:r>
+          </w:p>
+        </w:tc>
+        <w:tc>
+          <w:tcPr>
+            <w:tcW w:type="dxa" w:w="1191"/>
+          </w:tcPr>
+          <w:p>
+            <w:r>
+              <w:rPr>
+                <w:b w:val="0"/>
+                <w:i w:val="0"/>
+                <w:color w:val="64748B"/>
+                <w:sz w:val="16"/>
+              </w:rPr>
+              <w:t>GT-CQ</w:t>
+            </w:r>
+          </w:p>
+        </w:tc>
+        <w:tc>
+          <w:tcPr>
+            <w:tcW w:type="dxa" w:w="4706"/>
+          </w:tcPr>
+          <w:p>
+            <w:r>
+              <w:rPr>
+                <w:b w:val="0"/>
+                <w:i w:val="0"/>
+                <w:sz w:val="17"/>
+              </w:rPr>
+              <w:t>Prière de renseigner la bonne adresse.</w:t>
+            </w:r>
+          </w:p>
+        </w:tc>
+      </w:tr>
+      <w:tr>
+        <w:tc>
+          <w:tcPr>
+            <w:tcW w:type="dxa" w:w="964"/>
+          </w:tcPr>
+          <w:p>
+            <w:r>
+              <w:rPr>
+                <w:b/>
+                <w:i w:val="0"/>
+                <w:color w:val="EA580C"/>
+                <w:sz w:val="16"/>
+              </w:rPr>
+              <w:t>Moyenne</w:t>
+            </w:r>
+          </w:p>
+        </w:tc>
+        <w:tc>
+          <w:tcPr>
+            <w:tcW w:type="dxa" w:w="1247"/>
+          </w:tcPr>
+          <w:p>
+            <w:r>
+              <w:rPr>
+                <w:b/>
+                <w:i w:val="0"/>
+                <w:sz w:val="16"/>
+              </w:rPr>
+              <w:t>S01</w:t>
+              <w:br/>
+            </w:r>
+            <w:r>
+              <w:rPr>
+                <w:b w:val="0"/>
+                <w:i w:val="0"/>
+                <w:color w:val="64748B"/>
+                <w:sz w:val="14"/>
+              </w:rPr>
+              <w:t>Démographie</w:t>
+            </w:r>
+          </w:p>
+        </w:tc>
+        <w:tc>
+          <w:tcPr>
+            <w:tcW w:type="dxa" w:w="1531"/>
+          </w:tcPr>
+          <w:p>
+            <w:r>
+              <w:rPr>
+                <w:b/>
+                <w:i w:val="0"/>
+                <w:color w:val="16A34A"/>
+                <w:sz w:val="16"/>
+              </w:rPr>
+              <w:t>—</w:t>
+            </w:r>
+          </w:p>
+        </w:tc>
+        <w:tc>
+          <w:tcPr>
+            <w:tcW w:type="dxa" w:w="1191"/>
+          </w:tcPr>
+          <w:p>
+            <w:r>
+              <w:rPr>
+                <w:b w:val="0"/>
+                <w:i w:val="0"/>
+                <w:color w:val="64748B"/>
+                <w:sz w:val="16"/>
+              </w:rPr>
+              <w:t>GT-CQ</w:t>
+            </w:r>
+          </w:p>
+        </w:tc>
+        <w:tc>
+          <w:tcPr>
+            <w:tcW w:type="dxa" w:w="4706"/>
+          </w:tcPr>
+          <w:p>
+            <w:r>
+              <w:rPr>
+                <w:b w:val="0"/>
+                <w:i w:val="0"/>
+                <w:sz w:val="17"/>
+              </w:rPr>
+              <w:t>Prière de verifier l'information donnée par MAMADOU PATÉ DIALLO ou corriger au niveau de la section 1.</w:t>
+            </w:r>
+          </w:p>
+        </w:tc>
+      </w:tr>
+      <w:tr>
+        <w:tc>
+          <w:tcPr>
+            <w:tcW w:type="dxa" w:w="964"/>
+          </w:tcPr>
+          <w:p>
+            <w:r>
+              <w:rPr>
+                <w:b/>
+                <w:i w:val="0"/>
+                <w:color w:val="EA580C"/>
+                <w:sz w:val="16"/>
+              </w:rPr>
+              <w:t>Moyenne</w:t>
+            </w:r>
+          </w:p>
+        </w:tc>
+        <w:tc>
+          <w:tcPr>
+            <w:tcW w:type="dxa" w:w="1247"/>
+          </w:tcPr>
+          <w:p>
+            <w:r>
+              <w:rPr>
+                <w:b/>
+                <w:i w:val="0"/>
+                <w:sz w:val="16"/>
+              </w:rPr>
+              <w:t>S01</w:t>
+              <w:br/>
+            </w:r>
+            <w:r>
+              <w:rPr>
+                <w:b w:val="0"/>
+                <w:i w:val="0"/>
+                <w:color w:val="64748B"/>
+                <w:sz w:val="14"/>
+              </w:rPr>
+              <w:t>Démographie</w:t>
+            </w:r>
+          </w:p>
+        </w:tc>
+        <w:tc>
+          <w:tcPr>
+            <w:tcW w:type="dxa" w:w="1531"/>
+          </w:tcPr>
+          <w:p>
+            <w:r>
+              <w:rPr>
+                <w:b/>
+                <w:i w:val="0"/>
+                <w:color w:val="16A34A"/>
+                <w:sz w:val="16"/>
+              </w:rPr>
+              <w:t>—</w:t>
+            </w:r>
+          </w:p>
+        </w:tc>
+        <w:tc>
+          <w:tcPr>
+            <w:tcW w:type="dxa" w:w="1191"/>
+          </w:tcPr>
+          <w:p>
+            <w:r>
+              <w:rPr>
+                <w:b w:val="0"/>
+                <w:i w:val="0"/>
+                <w:color w:val="64748B"/>
+                <w:sz w:val="16"/>
+              </w:rPr>
+              <w:t>GT-CQ</w:t>
+            </w:r>
+          </w:p>
+        </w:tc>
+        <w:tc>
+          <w:tcPr>
+            <w:tcW w:type="dxa" w:w="4706"/>
+          </w:tcPr>
+          <w:p>
+            <w:r>
+              <w:rPr>
+                <w:b w:val="0"/>
+                <w:i w:val="0"/>
+                <w:sz w:val="17"/>
+              </w:rPr>
+              <w:t>Prière de verifier l'information donnée par MAMADOU SALIOU DIALLO ou corriger au niveau de la section 1.</w:t>
+            </w:r>
+          </w:p>
+        </w:tc>
+      </w:tr>
+      <w:tr>
+        <w:tc>
+          <w:tcPr>
+            <w:tcW w:type="dxa" w:w="964"/>
+          </w:tcPr>
+          <w:p>
+            <w:r>
+              <w:rPr>
+                <w:b/>
+                <w:i w:val="0"/>
+                <w:color w:val="EA580C"/>
+                <w:sz w:val="16"/>
+              </w:rPr>
+              <w:t>Moyenne</w:t>
+            </w:r>
+          </w:p>
+        </w:tc>
+        <w:tc>
+          <w:tcPr>
+            <w:tcW w:type="dxa" w:w="1247"/>
+          </w:tcPr>
+          <w:p>
+            <w:r>
+              <w:rPr>
+                <w:b/>
+                <w:i w:val="0"/>
+                <w:sz w:val="16"/>
+              </w:rPr>
+              <w:t>S01</w:t>
+              <w:br/>
+            </w:r>
+            <w:r>
+              <w:rPr>
+                <w:b w:val="0"/>
+                <w:i w:val="0"/>
+                <w:color w:val="64748B"/>
+                <w:sz w:val="14"/>
+              </w:rPr>
+              <w:t>Démographie</w:t>
+            </w:r>
+          </w:p>
+        </w:tc>
+        <w:tc>
+          <w:tcPr>
+            <w:tcW w:type="dxa" w:w="1531"/>
+          </w:tcPr>
+          <w:p>
+            <w:r>
+              <w:rPr>
+                <w:b/>
+                <w:i w:val="0"/>
+                <w:color w:val="16A34A"/>
+                <w:sz w:val="16"/>
+              </w:rPr>
+              <w:t>—</w:t>
+            </w:r>
+          </w:p>
+        </w:tc>
+        <w:tc>
+          <w:tcPr>
+            <w:tcW w:type="dxa" w:w="1191"/>
+          </w:tcPr>
+          <w:p>
+            <w:r>
+              <w:rPr>
+                <w:b w:val="0"/>
+                <w:i w:val="0"/>
+                <w:color w:val="64748B"/>
+                <w:sz w:val="16"/>
+              </w:rPr>
+              <w:t>GT-CQ</w:t>
+            </w:r>
+          </w:p>
+        </w:tc>
+        <w:tc>
+          <w:tcPr>
+            <w:tcW w:type="dxa" w:w="4706"/>
+          </w:tcPr>
+          <w:p>
+            <w:r>
+              <w:rPr>
+                <w:b w:val="0"/>
+                <w:i w:val="0"/>
+                <w:sz w:val="17"/>
+              </w:rPr>
+              <w:t>Prière de verifier l'information donnée par MARIAMA DIALLO ou corriger au niveau de la section 1.</w:t>
+            </w:r>
+          </w:p>
+        </w:tc>
+      </w:tr>
+      <w:tr>
+        <w:tc>
+          <w:tcPr>
+            <w:tcW w:type="dxa" w:w="964"/>
+          </w:tcPr>
+          <w:p>
+            <w:r>
+              <w:rPr>
+                <w:b/>
+                <w:i w:val="0"/>
+                <w:color w:val="EA580C"/>
+                <w:sz w:val="16"/>
+              </w:rPr>
+              <w:t>Moyenne</w:t>
+            </w:r>
+          </w:p>
+        </w:tc>
+        <w:tc>
+          <w:tcPr>
+            <w:tcW w:type="dxa" w:w="1247"/>
+          </w:tcPr>
+          <w:p>
+            <w:r>
+              <w:rPr>
+                <w:b/>
+                <w:i w:val="0"/>
+                <w:sz w:val="16"/>
+              </w:rPr>
               <w:t>S02</w:t>
               <w:br/>
             </w:r>
@@ -1624,7 +2434,7 @@
                 <w:color w:val="16A34A"/>
                 <w:sz w:val="16"/>
               </w:rPr>
-              <w:t>s02q33, s01q00b</w:t>
+              <w:t>s01q63, s00q04, s02q25, s01q00b, s02q17_2, s02q15_2</w:t>
             </w:r>
           </w:p>
         </w:tc>
@@ -1655,1087 +2465,7 @@
                 <w:i w:val="0"/>
                 <w:sz w:val="17"/>
               </w:rPr>
-              <w:t>Incoherent!!! La dernière fois que SALIOU DIAN DIALLO a  fréquenté l'école est 9999.</w:t>
-            </w:r>
-          </w:p>
-        </w:tc>
-      </w:tr>
-      <w:tr>
-        <w:tc>
-          <w:tcPr>
-            <w:tcW w:type="dxa" w:w="964"/>
-          </w:tcPr>
-          <w:p>
-            <w:r>
-              <w:rPr>
-                <w:b/>
-                <w:i w:val="0"/>
-                <w:color w:val="DC2626"/>
-                <w:sz w:val="16"/>
-              </w:rPr>
-              <w:t>Haute</w:t>
-            </w:r>
-          </w:p>
-        </w:tc>
-        <w:tc>
-          <w:tcPr>
-            <w:tcW w:type="dxa" w:w="1247"/>
-          </w:tcPr>
-          <w:p>
-            <w:r>
-              <w:rPr>
-                <w:b/>
-                <w:i w:val="0"/>
-                <w:sz w:val="16"/>
-              </w:rPr>
-              <w:t>S10</w:t>
-              <w:br/>
-            </w:r>
-            <w:r>
-              <w:rPr>
-                <w:b w:val="0"/>
-                <w:i w:val="0"/>
-                <w:color w:val="64748B"/>
-                <w:sz w:val="14"/>
-              </w:rPr>
-              <w:t>Logement</w:t>
-            </w:r>
-          </w:p>
-        </w:tc>
-        <w:tc>
-          <w:tcPr>
-            <w:tcW w:type="dxa" w:w="1531"/>
-          </w:tcPr>
-          <w:p>
-            <w:r>
-              <w:rPr>
-                <w:b/>
-                <w:i w:val="0"/>
-                <w:color w:val="16A34A"/>
-                <w:sz w:val="16"/>
-              </w:rPr>
-              <w:t>S04q10, S04q14</w:t>
-            </w:r>
-          </w:p>
-        </w:tc>
-        <w:tc>
-          <w:tcPr>
-            <w:tcW w:type="dxa" w:w="1191"/>
-          </w:tcPr>
-          <w:p>
-            <w:r>
-              <w:rPr>
-                <w:b w:val="0"/>
-                <w:i w:val="0"/>
-                <w:color w:val="64748B"/>
-                <w:sz w:val="16"/>
-              </w:rPr>
-              <w:t>GT-CQ</w:t>
-            </w:r>
-          </w:p>
-        </w:tc>
-        <w:tc>
-          <w:tcPr>
-            <w:tcW w:type="dxa" w:w="4706"/>
-          </w:tcPr>
-          <w:p>
-            <w:r>
-              <w:rPr>
-                <w:b w:val="0"/>
-                <w:i w:val="0"/>
-                <w:sz w:val="17"/>
-              </w:rPr>
-              <w:t>Incoherence!! Au moins un membre du ménage a répondu oui à la question S04q10 ou S04q14, alors qu'aucune entreprise non agricole n'est déclarée pour le ménage.</w:t>
-            </w:r>
-          </w:p>
-        </w:tc>
-      </w:tr>
-      <w:tr>
-        <w:tc>
-          <w:tcPr>
-            <w:tcW w:type="dxa" w:w="964"/>
-          </w:tcPr>
-          <w:p>
-            <w:r>
-              <w:rPr>
-                <w:b/>
-                <w:i w:val="0"/>
-                <w:color w:val="DC2626"/>
-                <w:sz w:val="16"/>
-              </w:rPr>
-              <w:t>Haute</w:t>
-            </w:r>
-          </w:p>
-        </w:tc>
-        <w:tc>
-          <w:tcPr>
-            <w:tcW w:type="dxa" w:w="1247"/>
-          </w:tcPr>
-          <w:p>
-            <w:r>
-              <w:rPr>
-                <w:b/>
-                <w:i w:val="0"/>
-                <w:sz w:val="16"/>
-              </w:rPr>
-              <w:t>S11</w:t>
-              <w:br/>
-            </w:r>
-            <w:r>
-              <w:rPr>
-                <w:b w:val="0"/>
-                <w:i w:val="0"/>
-                <w:color w:val="64748B"/>
-                <w:sz w:val="14"/>
-              </w:rPr>
-              <w:t>Logement / cadre de vie</w:t>
-            </w:r>
-          </w:p>
-        </w:tc>
-        <w:tc>
-          <w:tcPr>
-            <w:tcW w:type="dxa" w:w="1531"/>
-          </w:tcPr>
-          <w:p>
-            <w:r>
-              <w:rPr>
-                <w:b/>
-                <w:i w:val="0"/>
-                <w:color w:val="16A34A"/>
-                <w:sz w:val="16"/>
-              </w:rPr>
-              <w:t>—</w:t>
-            </w:r>
-          </w:p>
-        </w:tc>
-        <w:tc>
-          <w:tcPr>
-            <w:tcW w:type="dxa" w:w="1191"/>
-          </w:tcPr>
-          <w:p>
-            <w:r>
-              <w:rPr>
-                <w:b w:val="0"/>
-                <w:i w:val="0"/>
-                <w:color w:val="64748B"/>
-                <w:sz w:val="16"/>
-              </w:rPr>
-              <w:t>GT-CQ</w:t>
-            </w:r>
-          </w:p>
-        </w:tc>
-        <w:tc>
-          <w:tcPr>
-            <w:tcW w:type="dxa" w:w="4706"/>
-          </w:tcPr>
-          <w:p>
-            <w:r>
-              <w:rPr>
-                <w:b w:val="0"/>
-                <w:i w:val="0"/>
-                <w:sz w:val="17"/>
-              </w:rPr>
-              <w:t>Incoherence!! Le ménage a depensé .</w:t>
-            </w:r>
-          </w:p>
-        </w:tc>
-      </w:tr>
-      <w:tr>
-        <w:tc>
-          <w:tcPr>
-            <w:tcW w:type="dxa" w:w="964"/>
-          </w:tcPr>
-          <w:p>
-            <w:r>
-              <w:rPr>
-                <w:b/>
-                <w:i w:val="0"/>
-                <w:color w:val="DC2626"/>
-                <w:sz w:val="16"/>
-              </w:rPr>
-              <w:t>Haute</w:t>
-            </w:r>
-          </w:p>
-        </w:tc>
-        <w:tc>
-          <w:tcPr>
-            <w:tcW w:type="dxa" w:w="1247"/>
-          </w:tcPr>
-          <w:p>
-            <w:r>
-              <w:rPr>
-                <w:b/>
-                <w:i w:val="0"/>
-                <w:sz w:val="16"/>
-              </w:rPr>
-              <w:t>S11</w:t>
-              <w:br/>
-            </w:r>
-            <w:r>
-              <w:rPr>
-                <w:b w:val="0"/>
-                <w:i w:val="0"/>
-                <w:color w:val="64748B"/>
-                <w:sz w:val="14"/>
-              </w:rPr>
-              <w:t>Logement / cadre de vie</w:t>
-            </w:r>
-          </w:p>
-        </w:tc>
-        <w:tc>
-          <w:tcPr>
-            <w:tcW w:type="dxa" w:w="1531"/>
-          </w:tcPr>
-          <w:p>
-            <w:r>
-              <w:rPr>
-                <w:b/>
-                <w:i w:val="0"/>
-                <w:color w:val="16A34A"/>
-                <w:sz w:val="16"/>
-              </w:rPr>
-              <w:t>s01q29, s01q31, s04q24, s00q04, s11q21, s09fq03, s09fq011</w:t>
-            </w:r>
-          </w:p>
-        </w:tc>
-        <w:tc>
-          <w:tcPr>
-            <w:tcW w:type="dxa" w:w="1191"/>
-          </w:tcPr>
-          <w:p>
-            <w:r>
-              <w:rPr>
-                <w:b w:val="0"/>
-                <w:i w:val="0"/>
-                <w:color w:val="64748B"/>
-                <w:sz w:val="16"/>
-              </w:rPr>
-              <w:t>GT-CQ</w:t>
-            </w:r>
-          </w:p>
-        </w:tc>
-        <w:tc>
-          <w:tcPr>
-            <w:tcW w:type="dxa" w:w="4706"/>
-          </w:tcPr>
-          <w:p>
-            <w:r>
-              <w:rPr>
-                <w:b w:val="0"/>
-                <w:i w:val="0"/>
-                <w:sz w:val="17"/>
-              </w:rPr>
-              <w:t>FCFA dans Frais de connexion au réseau de distribution d'eau mais dit ne pas être connecté à un réseau d'eau courante, prière de corriger cette incoherenceAttention!!! Les ménages vivants dans un(e) Maison Basse à TAMBACOUNDA Urbain ont généralement comme principal matériau de construction le/la Ciment/Béton/Pierres de taille, mais celui du ménage de ABDOUL HADRI DIALLO (Paille, Banco, motte de terre) diffère de celui-ci.</w:t>
-            </w:r>
-          </w:p>
-        </w:tc>
-      </w:tr>
-      <w:tr>
-        <w:tc>
-          <w:tcPr>
-            <w:tcW w:type="dxa" w:w="964"/>
-          </w:tcPr>
-          <w:p>
-            <w:r>
-              <w:rPr>
-                <w:b/>
-                <w:i w:val="0"/>
-                <w:color w:val="EA580C"/>
-                <w:sz w:val="16"/>
-              </w:rPr>
-              <w:t>Moyenne</w:t>
-            </w:r>
-          </w:p>
-        </w:tc>
-        <w:tc>
-          <w:tcPr>
-            <w:tcW w:type="dxa" w:w="1247"/>
-          </w:tcPr>
-          <w:p>
-            <w:r>
-              <w:rPr>
-                <w:b/>
-                <w:i w:val="0"/>
-                <w:sz w:val="16"/>
-              </w:rPr>
-              <w:t>S00</w:t>
-              <w:br/>
-            </w:r>
-            <w:r>
-              <w:rPr>
-                <w:b w:val="0"/>
-                <w:i w:val="0"/>
-                <w:color w:val="64748B"/>
-                <w:sz w:val="14"/>
-              </w:rPr>
-              <w:t>Identification</w:t>
-            </w:r>
-          </w:p>
-        </w:tc>
-        <w:tc>
-          <w:tcPr>
-            <w:tcW w:type="dxa" w:w="1531"/>
-          </w:tcPr>
-          <w:p>
-            <w:r>
-              <w:rPr>
-                <w:b/>
-                <w:i w:val="0"/>
-                <w:color w:val="16A34A"/>
-                <w:sz w:val="16"/>
-              </w:rPr>
-              <w:t>s00q27</w:t>
-            </w:r>
-          </w:p>
-        </w:tc>
-        <w:tc>
-          <w:tcPr>
-            <w:tcW w:type="dxa" w:w="1191"/>
-          </w:tcPr>
-          <w:p>
-            <w:r>
-              <w:rPr>
-                <w:b w:val="0"/>
-                <w:i w:val="0"/>
-                <w:color w:val="64748B"/>
-                <w:sz w:val="16"/>
-              </w:rPr>
-              <w:t>GT-CQ</w:t>
-            </w:r>
-          </w:p>
-        </w:tc>
-        <w:tc>
-          <w:tcPr>
-            <w:tcW w:type="dxa" w:w="4706"/>
-          </w:tcPr>
-          <w:p>
-            <w:r>
-              <w:rPr>
-                <w:b w:val="0"/>
-                <w:i w:val="0"/>
-                <w:sz w:val="17"/>
-              </w:rPr>
-              <w:t>Vous avez declaré que le questionnaire est complètement fini mais le questionnaire est en statut partiel, prière de mettre le questionnaire en statut complet s'il est fini.</w:t>
-            </w:r>
-          </w:p>
-        </w:tc>
-      </w:tr>
-      <w:tr>
-        <w:tc>
-          <w:tcPr>
-            <w:tcW w:type="dxa" w:w="964"/>
-          </w:tcPr>
-          <w:p>
-            <w:r>
-              <w:rPr>
-                <w:b/>
-                <w:i w:val="0"/>
-                <w:color w:val="EA580C"/>
-                <w:sz w:val="16"/>
-              </w:rPr>
-              <w:t>Moyenne</w:t>
-            </w:r>
-          </w:p>
-        </w:tc>
-        <w:tc>
-          <w:tcPr>
-            <w:tcW w:type="dxa" w:w="1247"/>
-          </w:tcPr>
-          <w:p>
-            <w:r>
-              <w:rPr>
-                <w:b/>
-                <w:i w:val="0"/>
-                <w:sz w:val="16"/>
-              </w:rPr>
-              <w:t>S00</w:t>
-              <w:br/>
-            </w:r>
-            <w:r>
-              <w:rPr>
-                <w:b w:val="0"/>
-                <w:i w:val="0"/>
-                <w:color w:val="64748B"/>
-                <w:sz w:val="14"/>
-              </w:rPr>
-              <w:t>Identification</w:t>
-            </w:r>
-          </w:p>
-        </w:tc>
-        <w:tc>
-          <w:tcPr>
-            <w:tcW w:type="dxa" w:w="1531"/>
-          </w:tcPr>
-          <w:p>
-            <w:r>
-              <w:rPr>
-                <w:b/>
-                <w:i w:val="0"/>
-                <w:color w:val="16A34A"/>
-                <w:sz w:val="16"/>
-              </w:rPr>
-              <w:t>—</w:t>
-            </w:r>
-          </w:p>
-        </w:tc>
-        <w:tc>
-          <w:tcPr>
-            <w:tcW w:type="dxa" w:w="1191"/>
-          </w:tcPr>
-          <w:p>
-            <w:r>
-              <w:rPr>
-                <w:b w:val="0"/>
-                <w:i w:val="0"/>
-                <w:color w:val="64748B"/>
-                <w:sz w:val="16"/>
-              </w:rPr>
-              <w:t>GT-CQ</w:t>
-            </w:r>
-          </w:p>
-        </w:tc>
-        <w:tc>
-          <w:tcPr>
-            <w:tcW w:type="dxa" w:w="4706"/>
-          </w:tcPr>
-          <w:p>
-            <w:r>
-              <w:rPr>
-                <w:b w:val="0"/>
-                <w:i w:val="0"/>
-                <w:sz w:val="17"/>
-              </w:rPr>
-              <w:t>L'adresse ou la localisation du ménage doit être bien renseignée, ne doit pas contenir des numéros de téléphone et elle semble courte pour être une adresse.</w:t>
-            </w:r>
-          </w:p>
-        </w:tc>
-      </w:tr>
-      <w:tr>
-        <w:tc>
-          <w:tcPr>
-            <w:tcW w:type="dxa" w:w="964"/>
-          </w:tcPr>
-          <w:p>
-            <w:r>
-              <w:rPr>
-                <w:b/>
-                <w:i w:val="0"/>
-                <w:color w:val="EA580C"/>
-                <w:sz w:val="16"/>
-              </w:rPr>
-              <w:t>Moyenne</w:t>
-            </w:r>
-          </w:p>
-        </w:tc>
-        <w:tc>
-          <w:tcPr>
-            <w:tcW w:type="dxa" w:w="1247"/>
-          </w:tcPr>
-          <w:p>
-            <w:r>
-              <w:rPr>
-                <w:b/>
-                <w:i w:val="0"/>
-                <w:sz w:val="16"/>
-              </w:rPr>
-              <w:t>S00</w:t>
-              <w:br/>
-            </w:r>
-            <w:r>
-              <w:rPr>
-                <w:b w:val="0"/>
-                <w:i w:val="0"/>
-                <w:color w:val="64748B"/>
-                <w:sz w:val="14"/>
-              </w:rPr>
-              <w:t>Identification</w:t>
-            </w:r>
-          </w:p>
-        </w:tc>
-        <w:tc>
-          <w:tcPr>
-            <w:tcW w:type="dxa" w:w="1531"/>
-          </w:tcPr>
-          <w:p>
-            <w:r>
-              <w:rPr>
-                <w:b/>
-                <w:i w:val="0"/>
-                <w:color w:val="16A34A"/>
-                <w:sz w:val="16"/>
-              </w:rPr>
-              <w:t>—</w:t>
-            </w:r>
-          </w:p>
-        </w:tc>
-        <w:tc>
-          <w:tcPr>
-            <w:tcW w:type="dxa" w:w="1191"/>
-          </w:tcPr>
-          <w:p>
-            <w:r>
-              <w:rPr>
-                <w:b w:val="0"/>
-                <w:i w:val="0"/>
-                <w:color w:val="64748B"/>
-                <w:sz w:val="16"/>
-              </w:rPr>
-              <w:t>GT-CQ</w:t>
-            </w:r>
-          </w:p>
-        </w:tc>
-        <w:tc>
-          <w:tcPr>
-            <w:tcW w:type="dxa" w:w="4706"/>
-          </w:tcPr>
-          <w:p>
-            <w:r>
-              <w:rPr>
-                <w:b w:val="0"/>
-                <w:i w:val="0"/>
-                <w:sz w:val="17"/>
-              </w:rPr>
-              <w:t>Prière de renseigner la bonne adresse.</w:t>
-            </w:r>
-          </w:p>
-        </w:tc>
-      </w:tr>
-      <w:tr>
-        <w:tc>
-          <w:tcPr>
-            <w:tcW w:type="dxa" w:w="964"/>
-          </w:tcPr>
-          <w:p>
-            <w:r>
-              <w:rPr>
-                <w:b/>
-                <w:i w:val="0"/>
-                <w:color w:val="EA580C"/>
-                <w:sz w:val="16"/>
-              </w:rPr>
-              <w:t>Moyenne</w:t>
-            </w:r>
-          </w:p>
-        </w:tc>
-        <w:tc>
-          <w:tcPr>
-            <w:tcW w:type="dxa" w:w="1247"/>
-          </w:tcPr>
-          <w:p>
-            <w:r>
-              <w:rPr>
-                <w:b/>
-                <w:i w:val="0"/>
-                <w:sz w:val="16"/>
-              </w:rPr>
-              <w:t>S01</w:t>
-              <w:br/>
-            </w:r>
-            <w:r>
-              <w:rPr>
-                <w:b w:val="0"/>
-                <w:i w:val="0"/>
-                <w:color w:val="64748B"/>
-                <w:sz w:val="14"/>
-              </w:rPr>
-              <w:t>Démographie</w:t>
-            </w:r>
-          </w:p>
-        </w:tc>
-        <w:tc>
-          <w:tcPr>
-            <w:tcW w:type="dxa" w:w="1531"/>
-          </w:tcPr>
-          <w:p>
-            <w:r>
-              <w:rPr>
-                <w:b/>
-                <w:i w:val="0"/>
-                <w:color w:val="16A34A"/>
-                <w:sz w:val="16"/>
-              </w:rPr>
-              <w:t>—</w:t>
-            </w:r>
-          </w:p>
-        </w:tc>
-        <w:tc>
-          <w:tcPr>
-            <w:tcW w:type="dxa" w:w="1191"/>
-          </w:tcPr>
-          <w:p>
-            <w:r>
-              <w:rPr>
-                <w:b w:val="0"/>
-                <w:i w:val="0"/>
-                <w:color w:val="64748B"/>
-                <w:sz w:val="16"/>
-              </w:rPr>
-              <w:t>GT-CQ</w:t>
-            </w:r>
-          </w:p>
-        </w:tc>
-        <w:tc>
-          <w:tcPr>
-            <w:tcW w:type="dxa" w:w="4706"/>
-          </w:tcPr>
-          <w:p>
-            <w:r>
-              <w:rPr>
-                <w:b w:val="0"/>
-                <w:i w:val="0"/>
-                <w:sz w:val="17"/>
-              </w:rPr>
-              <w:t>Prière de verifier l'information donnée par MAMADOU PATÉ DIALLO ou corriger au niveau de la section 1.</w:t>
-            </w:r>
-          </w:p>
-        </w:tc>
-      </w:tr>
-      <w:tr>
-        <w:tc>
-          <w:tcPr>
-            <w:tcW w:type="dxa" w:w="964"/>
-          </w:tcPr>
-          <w:p>
-            <w:r>
-              <w:rPr>
-                <w:b/>
-                <w:i w:val="0"/>
-                <w:color w:val="EA580C"/>
-                <w:sz w:val="16"/>
-              </w:rPr>
-              <w:t>Moyenne</w:t>
-            </w:r>
-          </w:p>
-        </w:tc>
-        <w:tc>
-          <w:tcPr>
-            <w:tcW w:type="dxa" w:w="1247"/>
-          </w:tcPr>
-          <w:p>
-            <w:r>
-              <w:rPr>
-                <w:b/>
-                <w:i w:val="0"/>
-                <w:sz w:val="16"/>
-              </w:rPr>
-              <w:t>S01</w:t>
-              <w:br/>
-            </w:r>
-            <w:r>
-              <w:rPr>
-                <w:b w:val="0"/>
-                <w:i w:val="0"/>
-                <w:color w:val="64748B"/>
-                <w:sz w:val="14"/>
-              </w:rPr>
-              <w:t>Démographie</w:t>
-            </w:r>
-          </w:p>
-        </w:tc>
-        <w:tc>
-          <w:tcPr>
-            <w:tcW w:type="dxa" w:w="1531"/>
-          </w:tcPr>
-          <w:p>
-            <w:r>
-              <w:rPr>
-                <w:b/>
-                <w:i w:val="0"/>
-                <w:color w:val="16A34A"/>
-                <w:sz w:val="16"/>
-              </w:rPr>
-              <w:t>—</w:t>
-            </w:r>
-          </w:p>
-        </w:tc>
-        <w:tc>
-          <w:tcPr>
-            <w:tcW w:type="dxa" w:w="1191"/>
-          </w:tcPr>
-          <w:p>
-            <w:r>
-              <w:rPr>
-                <w:b w:val="0"/>
-                <w:i w:val="0"/>
-                <w:color w:val="64748B"/>
-                <w:sz w:val="16"/>
-              </w:rPr>
-              <w:t>GT-CQ</w:t>
-            </w:r>
-          </w:p>
-        </w:tc>
-        <w:tc>
-          <w:tcPr>
-            <w:tcW w:type="dxa" w:w="4706"/>
-          </w:tcPr>
-          <w:p>
-            <w:r>
-              <w:rPr>
-                <w:b w:val="0"/>
-                <w:i w:val="0"/>
-                <w:sz w:val="17"/>
-              </w:rPr>
-              <w:t>Prière de verifier l'information donnée par MAMADOU SALIOU DIALLO ou corriger au niveau de la section 1.</w:t>
-            </w:r>
-          </w:p>
-        </w:tc>
-      </w:tr>
-      <w:tr>
-        <w:tc>
-          <w:tcPr>
-            <w:tcW w:type="dxa" w:w="964"/>
-          </w:tcPr>
-          <w:p>
-            <w:r>
-              <w:rPr>
-                <w:b/>
-                <w:i w:val="0"/>
-                <w:color w:val="EA580C"/>
-                <w:sz w:val="16"/>
-              </w:rPr>
-              <w:t>Moyenne</w:t>
-            </w:r>
-          </w:p>
-        </w:tc>
-        <w:tc>
-          <w:tcPr>
-            <w:tcW w:type="dxa" w:w="1247"/>
-          </w:tcPr>
-          <w:p>
-            <w:r>
-              <w:rPr>
-                <w:b/>
-                <w:i w:val="0"/>
-                <w:sz w:val="16"/>
-              </w:rPr>
-              <w:t>S01</w:t>
-              <w:br/>
-            </w:r>
-            <w:r>
-              <w:rPr>
-                <w:b w:val="0"/>
-                <w:i w:val="0"/>
-                <w:color w:val="64748B"/>
-                <w:sz w:val="14"/>
-              </w:rPr>
-              <w:t>Démographie</w:t>
-            </w:r>
-          </w:p>
-        </w:tc>
-        <w:tc>
-          <w:tcPr>
-            <w:tcW w:type="dxa" w:w="1531"/>
-          </w:tcPr>
-          <w:p>
-            <w:r>
-              <w:rPr>
-                <w:b/>
-                <w:i w:val="0"/>
-                <w:color w:val="16A34A"/>
-                <w:sz w:val="16"/>
-              </w:rPr>
-              <w:t>—</w:t>
-            </w:r>
-          </w:p>
-        </w:tc>
-        <w:tc>
-          <w:tcPr>
-            <w:tcW w:type="dxa" w:w="1191"/>
-          </w:tcPr>
-          <w:p>
-            <w:r>
-              <w:rPr>
-                <w:b w:val="0"/>
-                <w:i w:val="0"/>
-                <w:color w:val="64748B"/>
-                <w:sz w:val="16"/>
-              </w:rPr>
-              <w:t>GT-CQ</w:t>
-            </w:r>
-          </w:p>
-        </w:tc>
-        <w:tc>
-          <w:tcPr>
-            <w:tcW w:type="dxa" w:w="4706"/>
-          </w:tcPr>
-          <w:p>
-            <w:r>
-              <w:rPr>
-                <w:b w:val="0"/>
-                <w:i w:val="0"/>
-                <w:sz w:val="17"/>
-              </w:rPr>
-              <w:t>Prière de verifier l'information donnée par MARIAMA DIALLO ou corriger au niveau de la section 1.</w:t>
-            </w:r>
-          </w:p>
-        </w:tc>
-      </w:tr>
-      <w:tr>
-        <w:tc>
-          <w:tcPr>
-            <w:tcW w:type="dxa" w:w="964"/>
-          </w:tcPr>
-          <w:p>
-            <w:r>
-              <w:rPr>
-                <w:b/>
-                <w:i w:val="0"/>
-                <w:color w:val="EA580C"/>
-                <w:sz w:val="16"/>
-              </w:rPr>
-              <w:t>Moyenne</w:t>
-            </w:r>
-          </w:p>
-        </w:tc>
-        <w:tc>
-          <w:tcPr>
-            <w:tcW w:type="dxa" w:w="1247"/>
-          </w:tcPr>
-          <w:p>
-            <w:r>
-              <w:rPr>
-                <w:b/>
-                <w:i w:val="0"/>
-                <w:sz w:val="16"/>
-              </w:rPr>
-              <w:t>S02</w:t>
-              <w:br/>
-            </w:r>
-            <w:r>
-              <w:rPr>
-                <w:b w:val="0"/>
-                <w:i w:val="0"/>
-                <w:color w:val="64748B"/>
-                <w:sz w:val="14"/>
-              </w:rPr>
-              <w:t>Éducation</w:t>
-            </w:r>
-          </w:p>
-        </w:tc>
-        <w:tc>
-          <w:tcPr>
-            <w:tcW w:type="dxa" w:w="1531"/>
-          </w:tcPr>
-          <w:p>
-            <w:r>
-              <w:rPr>
-                <w:b/>
-                <w:i w:val="0"/>
-                <w:color w:val="16A34A"/>
-                <w:sz w:val="16"/>
-              </w:rPr>
-              <w:t>—</w:t>
-            </w:r>
-          </w:p>
-        </w:tc>
-        <w:tc>
-          <w:tcPr>
-            <w:tcW w:type="dxa" w:w="1191"/>
-          </w:tcPr>
-          <w:p>
-            <w:r>
-              <w:rPr>
-                <w:b w:val="0"/>
-                <w:i w:val="0"/>
-                <w:color w:val="64748B"/>
-                <w:sz w:val="16"/>
-              </w:rPr>
-              <w:t>GT-CQ</w:t>
-            </w:r>
-          </w:p>
-        </w:tc>
-        <w:tc>
-          <w:tcPr>
-            <w:tcW w:type="dxa" w:w="4706"/>
-          </w:tcPr>
-          <w:p>
-            <w:r>
-              <w:rPr>
-                <w:b w:val="0"/>
-                <w:i w:val="0"/>
-                <w:sz w:val="17"/>
-              </w:rPr>
-              <w:t>veuillez, s'il vous plait, confirmer les frais de scolarité ( 3000 FCFA) payée de AWA DIALLO avec le QG ou apporter les corrections nécessaires.</w:t>
-            </w:r>
-          </w:p>
-        </w:tc>
-      </w:tr>
-      <w:tr>
-        <w:tc>
-          <w:tcPr>
-            <w:tcW w:type="dxa" w:w="964"/>
-          </w:tcPr>
-          <w:p>
-            <w:r>
-              <w:rPr>
-                <w:b/>
-                <w:i w:val="0"/>
-                <w:color w:val="EA580C"/>
-                <w:sz w:val="16"/>
-              </w:rPr>
-              <w:t>Moyenne</w:t>
-            </w:r>
-          </w:p>
-        </w:tc>
-        <w:tc>
-          <w:tcPr>
-            <w:tcW w:type="dxa" w:w="1247"/>
-          </w:tcPr>
-          <w:p>
-            <w:r>
-              <w:rPr>
-                <w:b/>
-                <w:i w:val="0"/>
-                <w:sz w:val="16"/>
-              </w:rPr>
-              <w:t>S02</w:t>
-              <w:br/>
-            </w:r>
-            <w:r>
-              <w:rPr>
-                <w:b w:val="0"/>
-                <w:i w:val="0"/>
-                <w:color w:val="64748B"/>
-                <w:sz w:val="14"/>
-              </w:rPr>
-              <w:t>Éducation</w:t>
-            </w:r>
-          </w:p>
-        </w:tc>
-        <w:tc>
-          <w:tcPr>
-            <w:tcW w:type="dxa" w:w="1531"/>
-          </w:tcPr>
-          <w:p>
-            <w:r>
-              <w:rPr>
-                <w:b/>
-                <w:i w:val="0"/>
-                <w:color w:val="16A34A"/>
-                <w:sz w:val="16"/>
-              </w:rPr>
-              <w:t>s01q63, s00q04, s02q25, s01q00b, s02q17_2, s02q15_2</w:t>
-            </w:r>
-          </w:p>
-        </w:tc>
-        <w:tc>
-          <w:tcPr>
-            <w:tcW w:type="dxa" w:w="1191"/>
-          </w:tcPr>
-          <w:p>
-            <w:r>
-              <w:rPr>
-                <w:b w:val="0"/>
-                <w:i w:val="0"/>
-                <w:color w:val="64748B"/>
-                <w:sz w:val="16"/>
-              </w:rPr>
-              <w:t>GT-CQ</w:t>
-            </w:r>
-          </w:p>
-        </w:tc>
-        <w:tc>
-          <w:tcPr>
-            <w:tcW w:type="dxa" w:w="4706"/>
-          </w:tcPr>
-          <w:p>
-            <w:r>
-              <w:rPr>
-                <w:b w:val="0"/>
-                <w:i w:val="0"/>
-                <w:sz w:val="17"/>
-              </w:rPr>
               <w:t>Dans les milieux urbains c'est peu probable de voir une école dont les élèves ou étudiants ne dépensent pas en frais d'uniformes, prière de verifier pour AWA DIALLO qui fréquente 3ème année de Primaire et corriger ou confirmer avec le QG.</w:t>
-            </w:r>
-          </w:p>
-        </w:tc>
-      </w:tr>
-      <w:tr>
-        <w:tc>
-          <w:tcPr>
-            <w:tcW w:type="dxa" w:w="964"/>
-          </w:tcPr>
-          <w:p>
-            <w:r>
-              <w:rPr>
-                <w:b/>
-                <w:i w:val="0"/>
-                <w:color w:val="EA580C"/>
-                <w:sz w:val="16"/>
-              </w:rPr>
-              <w:t>Moyenne</w:t>
-            </w:r>
-          </w:p>
-        </w:tc>
-        <w:tc>
-          <w:tcPr>
-            <w:tcW w:type="dxa" w:w="1247"/>
-          </w:tcPr>
-          <w:p>
-            <w:r>
-              <w:rPr>
-                <w:b/>
-                <w:i w:val="0"/>
-                <w:sz w:val="16"/>
-              </w:rPr>
-              <w:t>S02</w:t>
-              <w:br/>
-            </w:r>
-            <w:r>
-              <w:rPr>
-                <w:b w:val="0"/>
-                <w:i w:val="0"/>
-                <w:color w:val="64748B"/>
-                <w:sz w:val="14"/>
-              </w:rPr>
-              <w:t>Éducation</w:t>
-            </w:r>
-          </w:p>
-        </w:tc>
-        <w:tc>
-          <w:tcPr>
-            <w:tcW w:type="dxa" w:w="1531"/>
-          </w:tcPr>
-          <w:p>
-            <w:r>
-              <w:rPr>
-                <w:b/>
-                <w:i w:val="0"/>
-                <w:color w:val="16A34A"/>
-                <w:sz w:val="16"/>
-              </w:rPr>
-              <w:t>—</w:t>
-            </w:r>
-          </w:p>
-        </w:tc>
-        <w:tc>
-          <w:tcPr>
-            <w:tcW w:type="dxa" w:w="1191"/>
-          </w:tcPr>
-          <w:p>
-            <w:r>
-              <w:rPr>
-                <w:b w:val="0"/>
-                <w:i w:val="0"/>
-                <w:color w:val="64748B"/>
-                <w:sz w:val="16"/>
-              </w:rPr>
-              <w:t>GT-CQ</w:t>
-            </w:r>
-          </w:p>
-        </w:tc>
-        <w:tc>
-          <w:tcPr>
-            <w:tcW w:type="dxa" w:w="4706"/>
-          </w:tcPr>
-          <w:p>
-            <w:r>
-              <w:rPr>
-                <w:b w:val="0"/>
-                <w:i w:val="0"/>
-                <w:sz w:val="17"/>
-              </w:rPr>
-              <w:t>veuillez, s'il vous plait, confirmer les frais de scolarité ( 5000 FCFA) payée de MAMADOU PATÉ DIALLO avec le QG ou apporter les corrections nécessaires.</w:t>
             </w:r>
           </w:p>
         </w:tc>
